--- a/templates/ctu_thesis_reference.docx
+++ b/templates/ctu_thesis_reference.docx
@@ -565,7 +565,7 @@
     <w:name w:val="Normal"/>
     <w:qFormat/>
     <w:pPr>
-      <w:spacing w:line="360" w:lineRule="auto"/>
+      <w:spacing w:line="288" w:lineRule="auto"/>
       <w:jc w:val="both"/>
     </w:pPr>
     <w:rPr>
@@ -579,7 +579,7 @@
     <w:basedOn w:val="Normal"/>
     <w:link w:val="BodyTextChar"/>
     <w:pPr>
-      <w:spacing w:before="180" w:after="180" w:line="360" w:lineRule="auto"/>
+      <w:spacing w:before="180" w:after="180" w:line="288" w:lineRule="auto"/>
       <w:jc w:val="both"/>
     </w:pPr>
     <w:qFormat/>
@@ -595,7 +595,7 @@
     <w:next w:val="BodyText"/>
     <w:qFormat/>
     <w:pPr>
-      <w:spacing w:line="360" w:lineRule="auto"/>
+      <w:spacing w:line="288" w:lineRule="auto"/>
       <w:jc w:val="both"/>
     </w:pPr>
     <w:rPr>
@@ -609,7 +609,7 @@
     <w:basedOn w:val="BodyText"/>
     <w:qFormat/>
     <w:pPr>
-      <w:spacing w:before="36" w:after="36" w:line="360" w:lineRule="auto"/>
+      <w:spacing w:before="36" w:after="36" w:line="288" w:lineRule="auto"/>
       <w:jc w:val="both"/>
     </w:pPr>
     <w:rPr>
@@ -626,7 +626,7 @@
     <w:pPr>
       <w:keepNext/>
       <w:keepLines/>
-      <w:spacing w:before="480" w:after="240" w:line="360" w:lineRule="auto"/>
+      <w:spacing w:before="480" w:after="240" w:line="288" w:lineRule="auto"/>
       <w:jc w:val="both"/>
     </w:pPr>
     <w:rPr>
@@ -646,7 +646,7 @@
     <w:pPr>
       <w:keepNext/>
       <w:keepLines/>
-      <w:spacing w:before="240" w:after="240" w:line="360" w:lineRule="auto"/>
+      <w:spacing w:before="240" w:after="240" w:line="288" w:lineRule="auto"/>
       <w:jc w:val="both"/>
     </w:pPr>
     <w:rPr>
@@ -663,7 +663,7 @@
     <w:pPr>
       <w:keepNext/>
       <w:keepLines/>
-      <w:spacing w:line="360" w:lineRule="auto"/>
+      <w:spacing w:line="288" w:lineRule="auto"/>
       <w:jc w:val="both"/>
     </w:pPr>
     <w:rPr>
@@ -679,7 +679,7 @@
     <w:pPr>
       <w:keepNext/>
       <w:keepLines/>
-      <w:spacing w:line="360" w:lineRule="auto"/>
+      <w:spacing w:line="288" w:lineRule="auto"/>
       <w:jc w:val="both"/>
     </w:pPr>
     <w:rPr>
@@ -697,7 +697,7 @@
       <w:keepNext/>
       <w:keepLines/>
       <w:jc w:val="both"/>
-      <w:spacing w:before="300" w:after="0" w:line="360" w:lineRule="auto"/>
+      <w:spacing w:before="300" w:after="0" w:line="288" w:lineRule="auto"/>
     </w:pPr>
     <w:rPr>
       <w:color w:val="000000"/>
@@ -715,7 +715,7 @@
     <w:pPr>
       <w:keepNext/>
       <w:keepLines/>
-      <w:spacing w:before="100" w:after="300" w:line="360" w:lineRule="auto"/>
+      <w:spacing w:before="100" w:after="300" w:line="288" w:lineRule="auto"/>
       <w:jc w:val="both"/>
     </w:pPr>
     <w:rPr>
@@ -731,7 +731,7 @@
     <w:next w:val="Bibliography"/>
     <w:qFormat/>
     <w:pPr>
-      <w:spacing w:line="360" w:lineRule="auto"/>
+      <w:spacing w:line="288" w:lineRule="auto"/>
       <w:jc w:val="both"/>
     </w:pPr>
     <w:rPr>
@@ -749,7 +749,7 @@
     <w:pPr>
       <w:keepNext/>
       <w:keepLines/>
-      <w:spacing w:before="480" w:after="0" w:line="360" w:lineRule="auto"/>
+      <w:spacing w:before="480" w:after="0" w:line="288" w:lineRule="auto"/>
       <w:jc w:val="both"/>
       <w:outlineLvl w:val="0"/>
     </w:pPr>
@@ -772,7 +772,7 @@
     <w:pPr>
       <w:keepNext/>
       <w:keepLines/>
-      <w:spacing w:before="200" w:after="0" w:line="360" w:lineRule="auto"/>
+      <w:spacing w:before="200" w:after="0" w:line="288" w:lineRule="auto"/>
       <w:jc w:val="both"/>
       <w:outlineLvl w:val="1"/>
     </w:pPr>
@@ -795,7 +795,7 @@
     <w:pPr>
       <w:keepNext/>
       <w:keepLines/>
-      <w:spacing w:before="200" w:after="0" w:line="360" w:lineRule="auto"/>
+      <w:spacing w:before="200" w:after="0" w:line="288" w:lineRule="auto"/>
       <w:jc w:val="both"/>
       <w:outlineLvl w:val="2"/>
     </w:pPr>
@@ -818,7 +818,7 @@
     <w:pPr>
       <w:keepNext/>
       <w:keepLines/>
-      <w:spacing w:before="200" w:after="0" w:line="360" w:lineRule="auto"/>
+      <w:spacing w:before="200" w:after="0" w:line="288" w:lineRule="auto"/>
       <w:jc w:val="both"/>
       <w:outlineLvl w:val="3"/>
     </w:pPr>
@@ -841,7 +841,7 @@
     <w:pPr>
       <w:keepNext/>
       <w:keepLines/>
-      <w:spacing w:before="200" w:after="0" w:line="360" w:lineRule="auto"/>
+      <w:spacing w:before="200" w:after="0" w:line="288" w:lineRule="auto"/>
       <w:jc w:val="both"/>
       <w:outlineLvl w:val="4"/>
     </w:pPr>
@@ -863,7 +863,7 @@
     <w:pPr>
       <w:keepNext/>
       <w:keepLines/>
-      <w:spacing w:before="200" w:after="0" w:line="360" w:lineRule="auto"/>
+      <w:spacing w:before="200" w:after="0" w:line="288" w:lineRule="auto"/>
       <w:jc w:val="both"/>
       <w:outlineLvl w:val="5"/>
     </w:pPr>
@@ -884,7 +884,7 @@
     <w:pPr>
       <w:keepNext/>
       <w:keepLines/>
-      <w:spacing w:before="200" w:after="0" w:line="360" w:lineRule="auto"/>
+      <w:spacing w:before="200" w:after="0" w:line="288" w:lineRule="auto"/>
       <w:jc w:val="both"/>
       <w:outlineLvl w:val="6"/>
     </w:pPr>
@@ -905,7 +905,7 @@
     <w:pPr>
       <w:keepNext/>
       <w:keepLines/>
-      <w:spacing w:before="200" w:after="0" w:line="360" w:lineRule="auto"/>
+      <w:spacing w:before="200" w:after="0" w:line="288" w:lineRule="auto"/>
       <w:jc w:val="both"/>
       <w:outlineLvl w:val="7"/>
     </w:pPr>
@@ -926,7 +926,7 @@
     <w:pPr>
       <w:keepNext/>
       <w:keepLines/>
-      <w:spacing w:before="200" w:after="0" w:line="360" w:lineRule="auto"/>
+      <w:spacing w:before="200" w:after="0" w:line="288" w:lineRule="auto"/>
       <w:jc w:val="both"/>
       <w:outlineLvl w:val="8"/>
     </w:pPr>
@@ -945,7 +945,7 @@
     <w:unhideWhenUsed/>
     <w:qFormat/>
     <w:pPr>
-      <w:spacing w:before="100" w:after="100" w:line="360" w:lineRule="auto"/>
+      <w:spacing w:before="100" w:after="100" w:line="288" w:lineRule="auto"/>
       <w:ind w:firstLine="0" w:left="480" w:right="480"/>
       <w:jc w:val="both"/>
     </w:pPr>
@@ -963,7 +963,7 @@
     <w:unhideWhenUsed/>
     <w:qFormat/>
     <w:pPr>
-      <w:spacing w:line="360" w:lineRule="auto"/>
+      <w:spacing w:line="288" w:lineRule="auto"/>
       <w:jc w:val="both"/>
     </w:pPr>
     <w:rPr>
@@ -989,7 +989,7 @@
     <w:unhideWhenUsed/>
     <w:qFormat/>
     <w:pPr>
-      <w:spacing w:line="360" w:lineRule="auto"/>
+      <w:spacing w:line="288" w:lineRule="auto"/>
       <w:jc w:val="both"/>
     </w:pPr>
     <w:rPr>
@@ -1029,7 +1029,7 @@
     <w:pPr>
       <w:keepNext/>
       <w:keepLines/>
-      <w:spacing w:after="0" w:line="360" w:lineRule="auto"/>
+      <w:spacing w:after="0" w:line="288" w:lineRule="auto"/>
       <w:jc w:val="both"/>
     </w:pPr>
     <w:rPr>
@@ -1043,7 +1043,7 @@
     <w:name w:val="Definition"/>
     <w:basedOn w:val="Normal"/>
     <w:pPr>
-      <w:spacing w:line="360" w:lineRule="auto"/>
+      <w:spacing w:line="288" w:lineRule="auto"/>
       <w:jc w:val="both"/>
     </w:pPr>
     <w:rPr>
@@ -1057,7 +1057,7 @@
     <w:basedOn w:val="Normal"/>
     <w:link w:val="BodyTextChar"/>
     <w:pPr>
-      <w:spacing w:before="0" w:after="120" w:line="360" w:lineRule="auto"/>
+      <w:spacing w:before="0" w:after="120" w:line="288" w:lineRule="auto"/>
       <w:jc w:val="both"/>
     </w:pPr>
     <w:rPr>
@@ -1072,7 +1072,7 @@
     <w:basedOn w:val="Caption"/>
     <w:pPr>
       <w:keepNext/>
-      <w:spacing w:line="360" w:lineRule="auto"/>
+      <w:spacing w:line="288" w:lineRule="auto"/>
       <w:jc w:val="both"/>
     </w:pPr>
     <w:rPr>
@@ -1085,7 +1085,7 @@
     <w:name w:val="Image Caption"/>
     <w:basedOn w:val="Caption"/>
     <w:pPr>
-      <w:spacing w:line="360" w:lineRule="auto"/>
+      <w:spacing w:line="288" w:lineRule="auto"/>
       <w:jc w:val="both"/>
     </w:pPr>
     <w:rPr>
@@ -1098,7 +1098,7 @@
     <w:name w:val="Figure"/>
     <w:basedOn w:val="Normal"/>
     <w:pPr>
-      <w:spacing w:line="360" w:lineRule="auto"/>
+      <w:spacing w:line="288" w:lineRule="auto"/>
       <w:jc w:val="both"/>
     </w:pPr>
     <w:rPr>
@@ -1112,7 +1112,7 @@
     <w:basedOn w:val="Figure"/>
     <w:pPr>
       <w:keepNext/>
-      <w:spacing w:line="360" w:lineRule="auto"/>
+      <w:spacing w:line="288" w:lineRule="auto"/>
       <w:jc w:val="both"/>
     </w:pPr>
     <w:rPr>
@@ -1176,7 +1176,7 @@
     <w:unhideWhenUsed/>
     <w:qFormat/>
     <w:pPr>
-      <w:spacing w:before="240" w:line="360" w:lineRule="auto"/>
+      <w:spacing w:before="240" w:line="288" w:lineRule="auto"/>
       <w:jc w:val="both"/>
       <w:outlineLvl w:val="9"/>
     </w:pPr>

--- a/templates/ctu_thesis_reference.docx
+++ b/templates/ctu_thesis_reference.docx
@@ -4,382 +4,10 @@
   <w:body>
     <w:p>
       <w:pPr>
-        <w:pStyle w:val="Title"/>
-      </w:pPr>
-      <w:r>
-        <w:t xml:space="preserve">
-Title
-</w:t>
-      </w:r>
-    </w:p>
-    <w:p>
-      <w:pPr>
-        <w:pStyle w:val="Subtitle"/>
-      </w:pPr>
-      <w:r>
-        <w:t xml:space="preserve">
-Subtitle
-</w:t>
-      </w:r>
-    </w:p>
-    <w:p>
-      <w:pPr>
-        <w:pStyle w:val="Author"/>
-      </w:pPr>
-      <w:r>
-        <w:t xml:space="preserve">
-Author
-</w:t>
-      </w:r>
-    </w:p>
-    <w:p>
-      <w:pPr>
-        <w:pStyle w:val="Date"/>
-      </w:pPr>
-      <w:r>
-        <w:t xml:space="preserve">
-Date
-</w:t>
-      </w:r>
-    </w:p>
-    <w:p>
-      <w:pPr>
-        <w:pStyle w:val="Compact"/>
-        <w:pStyle w:val="Abstract"/>
-      </w:pPr>
-      <w:r>
-        <w:t xml:space="preserve">
-Abstract
-</w:t>
-      </w:r>
-    </w:p>
-    <w:p>
-      <w:pPr>
-        <w:pStyle w:val="Heading1"/>
-      </w:pPr>
-      <w:bookmarkStart w:id="21" w:name="heading-1"/>
-      <w:r>
-        <w:t xml:space="preserve">
-Heading 1
-</w:t>
-      </w:r>
-      <w:bookmarkEnd w:id="21"/>
-    </w:p>
-    <w:p>
-      <w:pPr>
-        <w:pStyle w:val="Heading2"/>
-      </w:pPr>
-      <w:bookmarkStart w:id="22" w:name="heading-2"/>
-      <w:r>
-        <w:t xml:space="preserve">
-Heading 2
-</w:t>
-      </w:r>
-      <w:bookmarkEnd w:id="22"/>
-    </w:p>
-    <w:p>
-      <w:pPr>
-        <w:pStyle w:val="Heading3"/>
-      </w:pPr>
-      <w:bookmarkStart w:id="23" w:name="heading-3"/>
-      <w:r>
-        <w:t xml:space="preserve">
-Heading 3
-</w:t>
-      </w:r>
-      <w:bookmarkEnd w:id="23"/>
-    </w:p>
-    <w:p>
-      <w:pPr>
-        <w:pStyle w:val="Heading4"/>
-      </w:pPr>
-      <w:bookmarkStart w:id="24" w:name="heading-4"/>
-      <w:r>
-        <w:t xml:space="preserve">
-Heading 4
-</w:t>
-      </w:r>
-      <w:bookmarkEnd w:id="24"/>
-    </w:p>
-    <w:p>
-      <w:pPr>
-        <w:pStyle w:val="Heading5"/>
-      </w:pPr>
-      <w:bookmarkStart w:id="25" w:name="heading-5"/>
-      <w:r>
-        <w:t xml:space="preserve">
-Heading 5
-</w:t>
-      </w:r>
-      <w:bookmarkEnd w:id="25"/>
-    </w:p>
-    <w:p>
-      <w:pPr>
-        <w:pStyle w:val="Heading6"/>
-      </w:pPr>
-      <w:bookmarkStart w:id="26" w:name="heading-6"/>
-      <w:r>
-        <w:t xml:space="preserve">
-Heading 6
-</w:t>
-      </w:r>
-      <w:bookmarkEnd w:id="26"/>
-    </w:p>
-    <w:p>
-      <w:pPr>
-        <w:pStyle w:val="Heading7"/>
-      </w:pPr>
-      <w:bookmarkStart w:id="27" w:name="heading-7"/>
-      <w:r>
-        <w:t xml:space="preserve">
-Heading 7
-</w:t>
-      </w:r>
-      <w:bookmarkEnd w:id="27"/>
-    </w:p>
-    <w:p>
-      <w:pPr>
-        <w:pStyle w:val="Heading8"/>
-      </w:pPr>
-      <w:bookmarkStart w:id="28" w:name="heading-8"/>
-      <w:r>
-        <w:t xml:space="preserve">
-Heading 8
-</w:t>
-      </w:r>
-      <w:bookmarkEnd w:id="28"/>
-    </w:p>
-    <w:p>
-      <w:pPr>
-        <w:pStyle w:val="Heading9"/>
-      </w:pPr>
-      <w:bookmarkStart w:id="29" w:name="heading-9"/>
-      <w:r>
-        <w:t xml:space="preserve">
-Heading 9
-</w:t>
-      </w:r>
-      <w:bookmarkEnd w:id="29"/>
-    </w:p>
-    <w:p>
-      <w:pPr>
         <w:pStyle w:val="FirstParagraph"/>
       </w:pPr>
       <w:r>
-        <w:t xml:space="preserve">
-First Paragraph.
-</w:t>
-      </w:r>
-    </w:p>
-    <w:p>
-      <w:pPr>
-        <w:pStyle w:val="BodyText"/>
-      </w:pPr>
-      <w:r>
-        <w:t xml:space="preserve">
-Body Text. Body Text Char.
-</w:t>
-      </w:r>
-      <w:r>
-        <w:t xml:space="preserve">
-</w:t>
-      </w:r>
-      <w:r>
-        <w:rPr>
-          <w:rStyle w:val="VerbatimChar"/>
-        </w:rPr>
-        <w:t xml:space="preserve">
-Verbatim Char
-</w:t>
-      </w:r>
-      <w:r>
-        <w:t xml:space="preserve">
-.
-</w:t>
-      </w:r>
-      <w:r>
-        <w:t xml:space="preserve">
-</w:t>
-      </w:r>
-      <w:hyperlink r:id="rId30">
-        <w:r>
-          <w:rPr>
-            <w:rStyle w:val="Hyperlink"/>
-          </w:rPr>
-          <w:t xml:space="preserve">
-Hyperlink
-</w:t>
-        </w:r>
-      </w:hyperlink>
-      <w:r>
-        <w:t xml:space="preserve">
-.
-</w:t>
-      </w:r>
-      <w:r>
-        <w:t xml:space="preserve">
-</w:t>
-      </w:r>
-      <w:r>
-        <w:t xml:space="preserve">
-Footnote.
-</w:t>
-      </w:r>
-      <w:r>
-        <w:rPr>
-          <w:rStyle w:val="FootnoteReference"/>
-        </w:rPr>
-        <w:footnoteReference w:id="31"/>
-      </w:r>
-    </w:p>
-    <w:p>
-      <w:pPr>
-        <w:pStyle w:val="BlockText"/>
-      </w:pPr>
-      <w:r>
-        <w:t xml:space="preserve">
-Block Text.
-</w:t>
-      </w:r>
-    </w:p>
-    <w:p>
-      <w:pPr>
-        <w:pStyle w:val="TableCaption"/>
-      </w:pPr>
-      <w:r>
-        <w:t xml:space="preserve">
-Table caption.
-</w:t>
-      </w:r>
-    </w:p>
-    <w:tbl>
-      <w:tblPr>
-        <w:tblStyle w:val="Table"/>
-        <w:tblW w:type="pct" w:w="0.0"/>
-        <w:tblLook w:firstRow="1"/>
-        <w:tblCaption w:val="Table caption."/>
-      </w:tblPr>
-      <w:tblGrid/>
-      <w:tr>
-        <w:trPr>
-          <w:cnfStyle w:firstRow="1"/>
-        </w:trPr>
-        <w:tc>
-          <w:tcPr>
-            <w:tcBorders>
-              <w:bottom w:val="single"/>
-            </w:tcBorders>
-            <w:vAlign w:val="bottom"/>
-          </w:tcPr>
-          <w:p>
-            <w:pPr>
-              <w:pStyle w:val="Compact"/>
-              <w:jc w:val="left"/>
-            </w:pPr>
-            <w:r>
-              <w:t xml:space="preserve">
-Table
-</w:t>
-            </w:r>
-          </w:p>
-        </w:tc>
-        <w:tc>
-          <w:tcPr>
-            <w:tcBorders>
-              <w:bottom w:val="single"/>
-            </w:tcBorders>
-            <w:vAlign w:val="bottom"/>
-          </w:tcPr>
-          <w:p>
-            <w:pPr>
-              <w:pStyle w:val="Compact"/>
-              <w:jc w:val="left"/>
-            </w:pPr>
-            <w:r>
-              <w:t xml:space="preserve">
-Table
-</w:t>
-            </w:r>
-          </w:p>
-        </w:tc>
-      </w:tr>
-      <w:tr>
-        <w:tc>
-          <w:p>
-            <w:pPr>
-              <w:pStyle w:val="Compact"/>
-              <w:jc w:val="left"/>
-            </w:pPr>
-            <w:r>
-              <w:t xml:space="preserve">
-1
-</w:t>
-            </w:r>
-          </w:p>
-        </w:tc>
-        <w:tc>
-          <w:p>
-            <w:pPr>
-              <w:pStyle w:val="Compact"/>
-              <w:jc w:val="left"/>
-            </w:pPr>
-            <w:r>
-              <w:t xml:space="preserve">
-2
-</w:t>
-            </w:r>
-          </w:p>
-        </w:tc>
-      </w:tr>
-    </w:tbl>
-    <w:p>
-      <w:pPr>
-        <w:pStyle w:val="ImageCaption"/>
-      </w:pPr>
-      <w:r>
-        <w:t xml:space="preserve">
-Image Caption
-</w:t>
-      </w:r>
-    </w:p>
-    <w:p>
-      <w:pPr>
-        <w:pStyle w:val="DefinitionTerm"/>
-      </w:pPr>
-      <w:r>
-        <w:t xml:space="preserve">
-DefinitionTerm
-</w:t>
-      </w:r>
-    </w:p>
-    <w:p>
-      <w:pPr>
-        <w:pStyle w:val="Definition"/>
-      </w:pPr>
-      <w:r>
-        <w:t xml:space="preserve">
-Definition
-</w:t>
-      </w:r>
-    </w:p>
-    <w:p>
-      <w:pPr>
-        <w:pStyle w:val="DefinitionTerm"/>
-      </w:pPr>
-      <w:r>
-        <w:t xml:space="preserve">
-DefinitionTerm
-</w:t>
-      </w:r>
-    </w:p>
-    <w:p>
-      <w:pPr>
-        <w:pStyle w:val="Definition"/>
-      </w:pPr>
-      <w:r>
-        <w:t xml:space="preserve">
-Definition
-</w:t>
+        <w:t xml:space="preserve">x</w:t>
       </w:r>
     </w:p>
     <w:sectPr>
@@ -410,42 +38,20 @@
       </w:r>
     </w:p>
   </w:footnote>
-  <w:footnote w:id="31">
-    <w:p>
-      <w:pPr>
-        <w:pStyle w:val="FootnoteText"/>
-      </w:pPr>
-      <w:r>
-        <w:rPr>
-          <w:rStyle w:val="FootnoteReference"/>
-        </w:rPr>
-        <w:footnoteRef/>
-      </w:r>
-      <w:r>
-        <w:t xml:space="preserve"> </w:t>
-      </w:r>
-      <w:r>
-        <w:t xml:space="preserve">Footnote Text.</w:t>
-      </w:r>
-    </w:p>
-  </w:footnote>
 </w:footnotes>
 </file>
 
 <file path=word/numbering.xml><?xml version="1.0" encoding="utf-8"?>
 <w:numbering xmlns:w="http://schemas.openxmlformats.org/wordprocessingml/2006/main">
   <w:abstractNum w:abstractNumId="990">
-    <w:nsid w:val="170cd2de"/>
+    <w:nsid w:val="A990"/>
     <w:multiLevelType w:val="multilevel"/>
     <w:lvl w:ilvl="0">
       <w:numFmt w:val="bullet"/>
       <w:lvlText w:val=" "/>
       <w:lvlJc w:val="left"/>
       <w:pPr>
-        <w:tabs>
-          <w:tab w:val="num" w:pos="0"/>
-        </w:tabs>
-        <w:ind w:left="480" w:hanging="480"/>
+        <w:ind w:left="720" w:hanging="480"/>
       </w:pPr>
     </w:lvl>
     <w:lvl w:ilvl="1">
@@ -453,10 +59,7 @@
       <w:lvlText w:val=" "/>
       <w:lvlJc w:val="left"/>
       <w:pPr>
-        <w:tabs>
-          <w:tab w:val="num" w:pos="720"/>
-        </w:tabs>
-        <w:ind w:left="1200" w:hanging="480"/>
+        <w:ind w:left="1440" w:hanging="480"/>
       </w:pPr>
     </w:lvl>
     <w:lvl w:ilvl="2">
@@ -464,10 +67,7 @@
       <w:lvlText w:val=" "/>
       <w:lvlJc w:val="left"/>
       <w:pPr>
-        <w:tabs>
-          <w:tab w:val="num" w:pos="1440"/>
-        </w:tabs>
-        <w:ind w:left="1920" w:hanging="480"/>
+        <w:ind w:left="2160" w:hanging="480"/>
       </w:pPr>
     </w:lvl>
     <w:lvl w:ilvl="3">
@@ -475,10 +75,7 @@
       <w:lvlText w:val=" "/>
       <w:lvlJc w:val="left"/>
       <w:pPr>
-        <w:tabs>
-          <w:tab w:val="num" w:pos="2160"/>
-        </w:tabs>
-        <w:ind w:left="2640" w:hanging="480"/>
+        <w:ind w:left="2880" w:hanging="480"/>
       </w:pPr>
     </w:lvl>
     <w:lvl w:ilvl="4">
@@ -486,10 +83,7 @@
       <w:lvlText w:val=" "/>
       <w:lvlJc w:val="left"/>
       <w:pPr>
-        <w:tabs>
-          <w:tab w:val="num" w:pos="2880"/>
-        </w:tabs>
-        <w:ind w:left="3360" w:hanging="480"/>
+        <w:ind w:left="3600" w:hanging="480"/>
       </w:pPr>
     </w:lvl>
     <w:lvl w:ilvl="5">
@@ -497,10 +91,7 @@
       <w:lvlText w:val=" "/>
       <w:lvlJc w:val="left"/>
       <w:pPr>
-        <w:tabs>
-          <w:tab w:val="num" w:pos="3600"/>
-        </w:tabs>
-        <w:ind w:left="4080" w:hanging="480"/>
+        <w:ind w:left="4320" w:hanging="480"/>
       </w:pPr>
     </w:lvl>
     <w:lvl w:ilvl="6">
@@ -508,10 +99,7 @@
       <w:lvlText w:val=" "/>
       <w:lvlJc w:val="left"/>
       <w:pPr>
-        <w:tabs>
-          <w:tab w:val="num" w:pos="4320"/>
-        </w:tabs>
-        <w:ind w:left="4800" w:hanging="480"/>
+        <w:ind w:left="5040" w:hanging="480"/>
       </w:pPr>
     </w:lvl>
     <w:lvl w:ilvl="7">
@@ -519,10 +107,7 @@
       <w:lvlText w:val=" "/>
       <w:lvlJc w:val="left"/>
       <w:pPr>
-        <w:tabs>
-          <w:tab w:val="num" w:pos="5040"/>
-        </w:tabs>
-        <w:ind w:left="5520" w:hanging="480"/>
+        <w:ind w:left="5760" w:hanging="480"/>
       </w:pPr>
     </w:lvl>
     <w:lvl w:ilvl="8">
@@ -530,10 +115,7 @@
       <w:lvlText w:val=" "/>
       <w:lvlJc w:val="left"/>
       <w:pPr>
-        <w:tabs>
-          <w:tab w:val="num" w:pos="5760"/>
-        </w:tabs>
-        <w:ind w:left="6240" w:hanging="480"/>
+        <w:ind w:left="6480" w:hanging="480"/>
       </w:pPr>
     </w:lvl>
   </w:abstractNum>
@@ -548,10 +130,10 @@
   <w:docDefaults>
     <w:rPrDefault>
       <w:rPr>
-        <w:rFonts w:asciiTheme="minorHAnsi" w:eastAsiaTheme="minorHAnsi" w:hAnsiTheme="minorHAnsi" w:cstheme="minorBidi"/>
+        <w:rFonts w:asciiTheme="minorHAnsi" w:cstheme="minorBidi" w:eastAsiaTheme="minorHAnsi" w:hAnsiTheme="minorHAnsi"/>
         <w:sz w:val="24"/>
         <w:szCs w:val="24"/>
-        <w:lang w:val="en-US" w:eastAsia="en-US" w:bidi="ar-SA"/>
+        <w:lang w:bidi="ar-SA" w:eastAsia="en-US" w:val="en-US"/>
       </w:rPr>
     </w:rPrDefault>
     <w:pPrDefault>
@@ -560,65 +142,65 @@
       </w:pPr>
     </w:pPrDefault>
   </w:docDefaults>
-  <w:latentStyles w:defLockedState="0" w:defUIPriority="0" w:defSemiHidden="0" w:defUnhideWhenUsed="0" w:defQFormat="0" w:count="276"/>
-  <w:style w:type="paragraph" w:default="1" w:styleId="Normal">
+  <w:latentStyles w:count="276" w:defLockedState="0" w:defQFormat="0" w:defSemiHidden="0" w:defUIPriority="0" w:defUnhideWhenUsed="0"/>
+  <w:style w:default="1" w:styleId="Normal" w:type="paragraph">
     <w:name w:val="Normal"/>
     <w:qFormat/>
     <w:pPr>
-      <w:spacing w:line="360" w:lineRule="auto"/>
-      <w:jc w:val="both"/>
-    </w:pPr>
-    <w:rPr>
-      <w:rFonts w:ascii="Times New Roman" w:hAnsi="Times New Roman" w:eastAsia="Times New Roman"/>
-      <w:color w:val="000000"/>
-      <w:sz w:val="26"/>
-    </w:rPr>
-  </w:style>
-  <w:style w:type="paragraph" w:styleId="BodyText">
+      <w:spacing w:line="288" w:lineRule="auto"/>
+      <w:jc w:val="both"/>
+    </w:pPr>
+    <w:rPr>
+      <w:rFonts w:ascii="Times New Roman" w:hAnsi="Times New Roman" w:eastAsia="Times New Roman"/>
+      <w:color w:val="000000"/>
+      <w:sz w:val="26"/>
+    </w:rPr>
+  </w:style>
+  <w:style w:styleId="BodyText" w:type="paragraph">
     <w:name w:val="Body Text"/>
     <w:basedOn w:val="Normal"/>
     <w:link w:val="BodyTextChar"/>
     <w:pPr>
-      <w:spacing w:before="180" w:after="180" w:line="360" w:lineRule="auto"/>
-      <w:jc w:val="both"/>
-    </w:pPr>
-    <w:qFormat/>
-    <w:rPr>
-      <w:rFonts w:ascii="Times New Roman" w:hAnsi="Times New Roman" w:eastAsia="Times New Roman"/>
-      <w:color w:val="000000"/>
-      <w:sz w:val="26"/>
-    </w:rPr>
-  </w:style>
-  <w:style w:type="paragraph" w:customStyle="1" w:styleId="FirstParagraph">
+      <w:spacing w:after="180" w:before="180" w:line="288" w:lineRule="auto"/>
+      <w:jc w:val="both"/>
+    </w:pPr>
+    <w:qFormat/>
+    <w:rPr>
+      <w:rFonts w:ascii="Times New Roman" w:hAnsi="Times New Roman" w:eastAsia="Times New Roman"/>
+      <w:color w:val="000000"/>
+      <w:sz w:val="26"/>
+    </w:rPr>
+  </w:style>
+  <w:style w:customStyle="1" w:styleId="FirstParagraph" w:type="paragraph">
     <w:name w:val="First Paragraph"/>
     <w:basedOn w:val="BodyText"/>
     <w:next w:val="BodyText"/>
     <w:qFormat/>
     <w:pPr>
-      <w:spacing w:line="360" w:lineRule="auto"/>
-      <w:jc w:val="both"/>
-    </w:pPr>
-    <w:rPr>
-      <w:rFonts w:ascii="Times New Roman" w:hAnsi="Times New Roman" w:eastAsia="Times New Roman"/>
-      <w:color w:val="000000"/>
-      <w:sz w:val="26"/>
-    </w:rPr>
-  </w:style>
-  <w:style w:type="paragraph" w:customStyle="1" w:styleId="Compact">
+      <w:spacing w:line="288" w:lineRule="auto"/>
+      <w:jc w:val="both"/>
+    </w:pPr>
+    <w:rPr>
+      <w:rFonts w:ascii="Times New Roman" w:hAnsi="Times New Roman" w:eastAsia="Times New Roman"/>
+      <w:color w:val="000000"/>
+      <w:sz w:val="26"/>
+    </w:rPr>
+  </w:style>
+  <w:style w:customStyle="1" w:styleId="Compact" w:type="paragraph">
     <w:name w:val="Compact"/>
     <w:basedOn w:val="BodyText"/>
     <w:qFormat/>
     <w:pPr>
-      <w:spacing w:before="36" w:after="36" w:line="360" w:lineRule="auto"/>
-      <w:jc w:val="both"/>
-    </w:pPr>
-    <w:rPr>
-      <w:rFonts w:ascii="Times New Roman" w:hAnsi="Times New Roman" w:eastAsia="Times New Roman"/>
-      <w:color w:val="000000"/>
-      <w:sz w:val="26"/>
-    </w:rPr>
-  </w:style>
-  <w:style w:type="paragraph" w:styleId="Title">
+      <w:spacing w:after="36" w:before="36" w:line="288" w:lineRule="auto"/>
+      <w:jc w:val="both"/>
+    </w:pPr>
+    <w:rPr>
+      <w:rFonts w:ascii="Times New Roman" w:hAnsi="Times New Roman" w:eastAsia="Times New Roman"/>
+      <w:color w:val="000000"/>
+      <w:sz w:val="26"/>
+    </w:rPr>
+  </w:style>
+  <w:style w:styleId="Title" w:type="paragraph">
     <w:name w:val="Title"/>
     <w:basedOn w:val="Normal"/>
     <w:next w:val="BodyText"/>
@@ -626,11 +208,11 @@
     <w:pPr>
       <w:keepNext/>
       <w:keepLines/>
-      <w:spacing w:before="480" w:after="240" w:line="360" w:lineRule="auto"/>
-      <w:jc w:val="both"/>
-    </w:pPr>
-    <w:rPr>
-      <w:rFonts w:asciiTheme="majorHAnsi" w:eastAsiaTheme="majorEastAsia" w:hAnsiTheme="majorHAnsi" w:cstheme="majorBidi" w:ascii="Times New Roman" w:hAnsi="Times New Roman" w:eastAsia="Times New Roman"/>
+      <w:spacing w:after="240" w:before="480" w:line="288" w:lineRule="auto"/>
+      <w:jc w:val="both"/>
+    </w:pPr>
+    <w:rPr>
+      <w:rFonts w:asciiTheme="majorHAnsi" w:cstheme="majorBidi" w:eastAsiaTheme="majorEastAsia" w:hAnsiTheme="majorHAnsi" w:ascii="Times New Roman" w:hAnsi="Times New Roman" w:eastAsia="Times New Roman"/>
       <w:b/>
       <w:bCs/>
       <w:color w:val="000000"/>
@@ -638,7 +220,7 @@
       <w:szCs w:val="36"/>
     </w:rPr>
   </w:style>
-  <w:style w:type="paragraph" w:styleId="Subtitle">
+  <w:style w:styleId="Subtitle" w:type="paragraph">
     <w:name w:val="Subtitle"/>
     <w:basedOn w:val="Title"/>
     <w:next w:val="BodyText"/>
@@ -646,7 +228,7 @@
     <w:pPr>
       <w:keepNext/>
       <w:keepLines/>
-      <w:spacing w:before="240" w:after="240" w:line="360" w:lineRule="auto"/>
+      <w:spacing w:after="240" w:before="240" w:line="288" w:lineRule="auto"/>
       <w:jc w:val="both"/>
     </w:pPr>
     <w:rPr>
@@ -656,39 +238,39 @@
       <w:szCs w:val="30"/>
     </w:rPr>
   </w:style>
-  <w:style w:type="paragraph" w:customStyle="1" w:styleId="Author">
+  <w:style w:customStyle="1" w:styleId="Author" w:type="paragraph">
     <w:name w:val="Author"/>
     <w:next w:val="BodyText"/>
     <w:qFormat/>
     <w:pPr>
       <w:keepNext/>
       <w:keepLines/>
-      <w:spacing w:line="360" w:lineRule="auto"/>
-      <w:jc w:val="both"/>
-    </w:pPr>
-    <w:rPr>
-      <w:rFonts w:ascii="Times New Roman" w:hAnsi="Times New Roman" w:eastAsia="Times New Roman"/>
-      <w:color w:val="000000"/>
-      <w:sz w:val="26"/>
-    </w:rPr>
-  </w:style>
-  <w:style w:type="paragraph" w:styleId="Date">
+      <w:spacing w:line="288" w:lineRule="auto"/>
+      <w:jc w:val="both"/>
+    </w:pPr>
+    <w:rPr>
+      <w:rFonts w:ascii="Times New Roman" w:hAnsi="Times New Roman" w:eastAsia="Times New Roman"/>
+      <w:color w:val="000000"/>
+      <w:sz w:val="26"/>
+    </w:rPr>
+  </w:style>
+  <w:style w:styleId="Date" w:type="paragraph">
     <w:name w:val="Date"/>
     <w:next w:val="BodyText"/>
     <w:qFormat/>
     <w:pPr>
       <w:keepNext/>
       <w:keepLines/>
-      <w:spacing w:line="360" w:lineRule="auto"/>
-      <w:jc w:val="both"/>
-    </w:pPr>
-    <w:rPr>
-      <w:rFonts w:ascii="Times New Roman" w:hAnsi="Times New Roman" w:eastAsia="Times New Roman"/>
-      <w:color w:val="000000"/>
-      <w:sz w:val="26"/>
-    </w:rPr>
-  </w:style>
-  <w:style w:type="paragraph" w:customStyle="1" w:styleId="AbstractTitle">
+      <w:spacing w:line="288" w:lineRule="auto"/>
+      <w:jc w:val="both"/>
+    </w:pPr>
+    <w:rPr>
+      <w:rFonts w:ascii="Times New Roman" w:hAnsi="Times New Roman" w:eastAsia="Times New Roman"/>
+      <w:color w:val="000000"/>
+      <w:sz w:val="26"/>
+    </w:rPr>
+  </w:style>
+  <w:style w:customStyle="1" w:styleId="AbstractTitle" w:type="paragraph">
     <w:name w:val="Abstract Title"/>
     <w:basedOn w:val="Normal"/>
     <w:next w:val="Abstract"/>
@@ -697,7 +279,7 @@
       <w:keepNext/>
       <w:keepLines/>
       <w:jc w:val="both"/>
-      <w:spacing w:before="300" w:after="0" w:line="360" w:lineRule="auto"/>
+      <w:spacing w:after="0" w:before="300" w:line="288" w:lineRule="auto"/>
     </w:pPr>
     <w:rPr>
       <w:color w:val="000000"/>
@@ -707,7 +289,7 @@
       <w:b/>
     </w:rPr>
   </w:style>
-  <w:style w:type="paragraph" w:customStyle="1" w:styleId="Abstract">
+  <w:style w:customStyle="1" w:styleId="Abstract" w:type="paragraph">
     <w:name w:val="Abstract"/>
     <w:basedOn w:val="Normal"/>
     <w:next w:val="BodyText"/>
@@ -715,7 +297,7 @@
     <w:pPr>
       <w:keepNext/>
       <w:keepLines/>
-      <w:spacing w:before="100" w:after="300" w:line="360" w:lineRule="auto"/>
+      <w:spacing w:after="300" w:before="100" w:line="288" w:lineRule="auto"/>
       <w:jc w:val="both"/>
     </w:pPr>
     <w:rPr>
@@ -725,22 +307,22 @@
       <w:szCs w:val="20"/>
     </w:rPr>
   </w:style>
-  <w:style w:type="paragraph" w:styleId="Bibliography">
+  <w:style w:styleId="Bibliography" w:type="paragraph">
     <w:name w:val="Bibliography"/>
     <w:basedOn w:val="Normal"/>
     <w:next w:val="Bibliography"/>
     <w:qFormat/>
     <w:pPr>
-      <w:spacing w:line="360" w:lineRule="auto"/>
-      <w:jc w:val="both"/>
-    </w:pPr>
-    <w:rPr>
-      <w:rFonts w:ascii="Times New Roman" w:hAnsi="Times New Roman" w:eastAsia="Times New Roman"/>
-      <w:color w:val="000000"/>
-      <w:sz w:val="26"/>
-    </w:rPr>
-  </w:style>
-  <w:style w:type="paragraph" w:styleId="Heading1">
+      <w:spacing w:line="288" w:lineRule="auto"/>
+      <w:jc w:val="both"/>
+    </w:pPr>
+    <w:rPr>
+      <w:rFonts w:ascii="Times New Roman" w:hAnsi="Times New Roman" w:eastAsia="Times New Roman"/>
+      <w:color w:val="000000"/>
+      <w:sz w:val="26"/>
+    </w:rPr>
+  </w:style>
+  <w:style w:styleId="Heading1" w:type="paragraph">
     <w:name w:val="Heading 1"/>
     <w:basedOn w:val="Normal"/>
     <w:next w:val="BodyText"/>
@@ -749,12 +331,12 @@
     <w:pPr>
       <w:keepNext/>
       <w:keepLines/>
-      <w:spacing w:before="480" w:after="0" w:line="360" w:lineRule="auto"/>
+      <w:spacing w:after="0" w:before="480" w:line="288" w:lineRule="auto"/>
       <w:jc w:val="both"/>
       <w:outlineLvl w:val="0"/>
     </w:pPr>
     <w:rPr>
-      <w:rFonts w:asciiTheme="majorHAnsi" w:eastAsiaTheme="majorEastAsia" w:hAnsiTheme="majorHAnsi" w:cstheme="majorBidi" w:ascii="Times New Roman" w:hAnsi="Times New Roman" w:eastAsia="Times New Roman"/>
+      <w:rFonts w:asciiTheme="majorHAnsi" w:cstheme="majorBidi" w:eastAsiaTheme="majorEastAsia" w:hAnsiTheme="majorHAnsi" w:ascii="Times New Roman" w:hAnsi="Times New Roman" w:eastAsia="Times New Roman"/>
       <w:b/>
       <w:bCs/>
       <w:color w:val="000000"/>
@@ -762,7 +344,7 @@
       <w:szCs w:val="32"/>
     </w:rPr>
   </w:style>
-  <w:style w:type="paragraph" w:styleId="Heading2">
+  <w:style w:styleId="Heading2" w:type="paragraph">
     <w:name w:val="Heading 2"/>
     <w:basedOn w:val="Normal"/>
     <w:next w:val="BodyText"/>
@@ -772,12 +354,12 @@
     <w:pPr>
       <w:keepNext/>
       <w:keepLines/>
-      <w:spacing w:before="200" w:after="0" w:line="360" w:lineRule="auto"/>
+      <w:spacing w:after="0" w:before="200" w:line="288" w:lineRule="auto"/>
       <w:jc w:val="both"/>
       <w:outlineLvl w:val="1"/>
     </w:pPr>
     <w:rPr>
-      <w:rFonts w:asciiTheme="majorHAnsi" w:eastAsiaTheme="majorEastAsia" w:hAnsiTheme="majorHAnsi" w:cstheme="majorBidi" w:ascii="Times New Roman" w:hAnsi="Times New Roman" w:eastAsia="Times New Roman"/>
+      <w:rFonts w:asciiTheme="majorHAnsi" w:cstheme="majorBidi" w:eastAsiaTheme="majorEastAsia" w:hAnsiTheme="majorHAnsi" w:ascii="Times New Roman" w:hAnsi="Times New Roman" w:eastAsia="Times New Roman"/>
       <w:b/>
       <w:bCs/>
       <w:color w:val="000000"/>
@@ -785,7 +367,7 @@
       <w:szCs w:val="28"/>
     </w:rPr>
   </w:style>
-  <w:style w:type="paragraph" w:styleId="Heading3">
+  <w:style w:styleId="Heading3" w:type="paragraph">
     <w:name w:val="Heading 3"/>
     <w:basedOn w:val="Normal"/>
     <w:next w:val="BodyText"/>
@@ -795,12 +377,12 @@
     <w:pPr>
       <w:keepNext/>
       <w:keepLines/>
-      <w:spacing w:before="200" w:after="0" w:line="360" w:lineRule="auto"/>
+      <w:spacing w:after="0" w:before="200" w:line="288" w:lineRule="auto"/>
       <w:jc w:val="both"/>
       <w:outlineLvl w:val="2"/>
     </w:pPr>
     <w:rPr>
-      <w:rFonts w:asciiTheme="majorHAnsi" w:eastAsiaTheme="majorEastAsia" w:hAnsiTheme="majorHAnsi" w:cstheme="majorBidi" w:ascii="Times New Roman" w:hAnsi="Times New Roman" w:eastAsia="Times New Roman"/>
+      <w:rFonts w:asciiTheme="majorHAnsi" w:cstheme="majorBidi" w:eastAsiaTheme="majorEastAsia" w:hAnsiTheme="majorHAnsi" w:ascii="Times New Roman" w:hAnsi="Times New Roman" w:eastAsia="Times New Roman"/>
       <w:b/>
       <w:bCs/>
       <w:color w:val="000000"/>
@@ -808,7 +390,7 @@
       <w:szCs w:val="24"/>
     </w:rPr>
   </w:style>
-  <w:style w:type="paragraph" w:styleId="Heading4">
+  <w:style w:styleId="Heading4" w:type="paragraph">
     <w:name w:val="Heading 4"/>
     <w:basedOn w:val="Normal"/>
     <w:next w:val="BodyText"/>
@@ -818,12 +400,12 @@
     <w:pPr>
       <w:keepNext/>
       <w:keepLines/>
-      <w:spacing w:before="200" w:after="0" w:line="360" w:lineRule="auto"/>
+      <w:spacing w:after="0" w:before="200" w:line="288" w:lineRule="auto"/>
       <w:jc w:val="both"/>
       <w:outlineLvl w:val="3"/>
     </w:pPr>
     <w:rPr>
-      <w:rFonts w:asciiTheme="majorHAnsi" w:eastAsiaTheme="majorEastAsia" w:hAnsiTheme="majorHAnsi" w:cstheme="majorBidi" w:ascii="Times New Roman" w:hAnsi="Times New Roman" w:eastAsia="Times New Roman"/>
+      <w:rFonts w:asciiTheme="majorHAnsi" w:cstheme="majorBidi" w:eastAsiaTheme="majorEastAsia" w:hAnsiTheme="majorHAnsi" w:ascii="Times New Roman" w:hAnsi="Times New Roman" w:eastAsia="Times New Roman"/>
       <w:i/>
       <w:bCs/>
       <w:color w:val="000000"/>
@@ -831,7 +413,7 @@
       <w:szCs w:val="24"/>
     </w:rPr>
   </w:style>
-  <w:style w:type="paragraph" w:styleId="Heading5">
+  <w:style w:styleId="Heading5" w:type="paragraph">
     <w:name w:val="Heading 5"/>
     <w:basedOn w:val="Normal"/>
     <w:next w:val="BodyText"/>
@@ -841,19 +423,19 @@
     <w:pPr>
       <w:keepNext/>
       <w:keepLines/>
-      <w:spacing w:before="200" w:after="0" w:line="360" w:lineRule="auto"/>
+      <w:spacing w:after="0" w:before="200" w:line="288" w:lineRule="auto"/>
       <w:jc w:val="both"/>
       <w:outlineLvl w:val="4"/>
     </w:pPr>
     <w:rPr>
-      <w:rFonts w:asciiTheme="majorHAnsi" w:eastAsiaTheme="majorEastAsia" w:hAnsiTheme="majorHAnsi" w:cstheme="majorBidi" w:ascii="Times New Roman" w:hAnsi="Times New Roman" w:eastAsia="Times New Roman"/>
+      <w:rFonts w:asciiTheme="majorHAnsi" w:cstheme="majorBidi" w:eastAsiaTheme="majorEastAsia" w:hAnsiTheme="majorHAnsi" w:ascii="Times New Roman" w:hAnsi="Times New Roman" w:eastAsia="Times New Roman"/>
       <w:iCs/>
       <w:color w:val="000000"/>
       <w:sz w:val="26"/>
       <w:szCs w:val="24"/>
     </w:rPr>
   </w:style>
-  <w:style w:type="paragraph" w:styleId="Heading6">
+  <w:style w:styleId="Heading6" w:type="paragraph">
     <w:name w:val="Heading 6"/>
     <w:basedOn w:val="Normal"/>
     <w:next w:val="BodyText"/>
@@ -863,18 +445,18 @@
     <w:pPr>
       <w:keepNext/>
       <w:keepLines/>
-      <w:spacing w:before="200" w:after="0" w:line="360" w:lineRule="auto"/>
+      <w:spacing w:after="0" w:before="200" w:line="288" w:lineRule="auto"/>
       <w:jc w:val="both"/>
       <w:outlineLvl w:val="5"/>
     </w:pPr>
     <w:rPr>
-      <w:rFonts w:asciiTheme="majorHAnsi" w:eastAsiaTheme="majorEastAsia" w:hAnsiTheme="majorHAnsi" w:cstheme="majorBidi" w:ascii="Times New Roman" w:hAnsi="Times New Roman" w:eastAsia="Times New Roman"/>
+      <w:rFonts w:asciiTheme="majorHAnsi" w:cstheme="majorBidi" w:eastAsiaTheme="majorEastAsia" w:hAnsiTheme="majorHAnsi" w:ascii="Times New Roman" w:hAnsi="Times New Roman" w:eastAsia="Times New Roman"/>
       <w:color w:val="000000"/>
       <w:sz w:val="26"/>
       <w:szCs w:val="24"/>
     </w:rPr>
   </w:style>
-  <w:style w:type="paragraph" w:styleId="Heading7">
+  <w:style w:styleId="Heading7" w:type="paragraph">
     <w:name w:val="Heading 7"/>
     <w:basedOn w:val="Normal"/>
     <w:next w:val="BodyText"/>
@@ -884,18 +466,18 @@
     <w:pPr>
       <w:keepNext/>
       <w:keepLines/>
-      <w:spacing w:before="200" w:after="0" w:line="360" w:lineRule="auto"/>
+      <w:spacing w:after="0" w:before="200" w:line="288" w:lineRule="auto"/>
       <w:jc w:val="both"/>
       <w:outlineLvl w:val="6"/>
     </w:pPr>
     <w:rPr>
-      <w:rFonts w:asciiTheme="majorHAnsi" w:eastAsiaTheme="majorEastAsia" w:hAnsiTheme="majorHAnsi" w:cstheme="majorBidi" w:ascii="Times New Roman" w:hAnsi="Times New Roman" w:eastAsia="Times New Roman"/>
+      <w:rFonts w:asciiTheme="majorHAnsi" w:cstheme="majorBidi" w:eastAsiaTheme="majorEastAsia" w:hAnsiTheme="majorHAnsi" w:ascii="Times New Roman" w:hAnsi="Times New Roman" w:eastAsia="Times New Roman"/>
       <w:color w:val="000000"/>
       <w:sz w:val="26"/>
       <w:szCs w:val="24"/>
     </w:rPr>
   </w:style>
-  <w:style w:type="paragraph" w:styleId="Heading8">
+  <w:style w:styleId="Heading8" w:type="paragraph">
     <w:name w:val="Heading 8"/>
     <w:basedOn w:val="Normal"/>
     <w:next w:val="BodyText"/>
@@ -905,18 +487,18 @@
     <w:pPr>
       <w:keepNext/>
       <w:keepLines/>
-      <w:spacing w:before="200" w:after="0" w:line="360" w:lineRule="auto"/>
+      <w:spacing w:after="0" w:before="200" w:line="288" w:lineRule="auto"/>
       <w:jc w:val="both"/>
       <w:outlineLvl w:val="7"/>
     </w:pPr>
     <w:rPr>
-      <w:rFonts w:asciiTheme="majorHAnsi" w:eastAsiaTheme="majorEastAsia" w:hAnsiTheme="majorHAnsi" w:cstheme="majorBidi" w:ascii="Times New Roman" w:hAnsi="Times New Roman" w:eastAsia="Times New Roman"/>
+      <w:rFonts w:asciiTheme="majorHAnsi" w:cstheme="majorBidi" w:eastAsiaTheme="majorEastAsia" w:hAnsiTheme="majorHAnsi" w:ascii="Times New Roman" w:hAnsi="Times New Roman" w:eastAsia="Times New Roman"/>
       <w:color w:val="000000"/>
       <w:sz w:val="26"/>
       <w:szCs w:val="24"/>
     </w:rPr>
   </w:style>
-  <w:style w:type="paragraph" w:styleId="Heading9">
+  <w:style w:styleId="Heading9" w:type="paragraph">
     <w:name w:val="Heading 9"/>
     <w:basedOn w:val="Normal"/>
     <w:next w:val="BodyText"/>
@@ -926,18 +508,18 @@
     <w:pPr>
       <w:keepNext/>
       <w:keepLines/>
-      <w:spacing w:before="200" w:after="0" w:line="360" w:lineRule="auto"/>
+      <w:spacing w:after="0" w:before="200" w:line="288" w:lineRule="auto"/>
       <w:jc w:val="both"/>
       <w:outlineLvl w:val="8"/>
     </w:pPr>
     <w:rPr>
-      <w:rFonts w:asciiTheme="majorHAnsi" w:eastAsiaTheme="majorEastAsia" w:hAnsiTheme="majorHAnsi" w:cstheme="majorBidi" w:ascii="Times New Roman" w:hAnsi="Times New Roman" w:eastAsia="Times New Roman"/>
+      <w:rFonts w:asciiTheme="majorHAnsi" w:cstheme="majorBidi" w:eastAsiaTheme="majorEastAsia" w:hAnsiTheme="majorHAnsi" w:ascii="Times New Roman" w:hAnsi="Times New Roman" w:eastAsia="Times New Roman"/>
       <w:color w:val="000000"/>
       <w:sz w:val="26"/>
       <w:szCs w:val="24"/>
     </w:rPr>
   </w:style>
-  <w:style w:type="paragraph" w:styleId="BlockText">
+  <w:style w:styleId="BlockText" w:type="paragraph">
     <w:name w:val="Block Text"/>
     <w:basedOn w:val="BodyText"/>
     <w:next w:val="BodyText"/>
@@ -945,7 +527,7 @@
     <w:unhideWhenUsed/>
     <w:qFormat/>
     <w:pPr>
-      <w:spacing w:before="100" w:after="100" w:line="360" w:lineRule="auto"/>
+      <w:spacing w:after="100" w:before="100" w:line="288" w:lineRule="auto"/>
       <w:ind w:firstLine="0" w:left="480" w:right="480"/>
       <w:jc w:val="both"/>
     </w:pPr>
@@ -955,7 +537,7 @@
       <w:sz w:val="26"/>
     </w:rPr>
   </w:style>
-  <w:style w:type="paragraph" w:styleId="FootnoteText">
+  <w:style w:styleId="FootnoteText" w:type="paragraph">
     <w:name w:val="Footnote Text"/>
     <w:basedOn w:val="Normal"/>
     <w:next w:val="FootnoteText"/>
@@ -963,16 +545,16 @@
     <w:unhideWhenUsed/>
     <w:qFormat/>
     <w:pPr>
-      <w:spacing w:line="360" w:lineRule="auto"/>
-      <w:jc w:val="both"/>
-    </w:pPr>
-    <w:rPr>
-      <w:rFonts w:ascii="Times New Roman" w:hAnsi="Times New Roman" w:eastAsia="Times New Roman"/>
-      <w:color w:val="000000"/>
-      <w:sz w:val="26"/>
-    </w:rPr>
-  </w:style>
-  <w:style w:type="character" w:default="1" w:styleId="DefaultParagraphFont">
+      <w:spacing w:line="288" w:lineRule="auto"/>
+      <w:jc w:val="both"/>
+    </w:pPr>
+    <w:rPr>
+      <w:rFonts w:ascii="Times New Roman" w:hAnsi="Times New Roman" w:eastAsia="Times New Roman"/>
+      <w:color w:val="000000"/>
+      <w:sz w:val="26"/>
+    </w:rPr>
+  </w:style>
+  <w:style w:default="1" w:styleId="DefaultParagraphFont" w:type="character">
     <w:name w:val="Default Paragraph Font"/>
     <w:semiHidden/>
     <w:unhideWhenUsed/>
@@ -982,14 +564,14 @@
       <w:sz w:val="26"/>
     </w:rPr>
   </w:style>
-  <w:style w:type="table" w:default="1" w:styleId="Table">
+  <w:style w:default="1" w:styleId="Table" w:type="table">
     <w:name w:val="Table"/>
     <w:basedOn w:val="TableNormal"/>
     <w:semiHidden/>
     <w:unhideWhenUsed/>
     <w:qFormat/>
     <w:pPr>
-      <w:spacing w:line="360" w:lineRule="auto"/>
+      <w:spacing w:line="288" w:lineRule="auto"/>
       <w:jc w:val="both"/>
     </w:pPr>
     <w:rPr>
@@ -998,18 +580,18 @@
       <w:sz w:val="26"/>
     </w:rPr>
     <w:tblPr>
-      <w:tblInd w:w="0" w:type="dxa"/>
+      <w:tblInd w:type="dxa" w:w="0"/>
       <w:tblCellMar>
-        <w:top w:w="0" w:type="dxa"/>
-        <w:left w:w="108" w:type="dxa"/>
-        <w:bottom w:w="0" w:type="dxa"/>
-        <w:right w:w="108" w:type="dxa"/>
+        <w:top w:type="dxa" w:w="0"/>
+        <w:left w:type="dxa" w:w="108"/>
+        <w:bottom w:type="dxa" w:w="0"/>
+        <w:right w:type="dxa" w:w="108"/>
       </w:tblCellMar>
     </w:tblPr>
     <w:tblStylePr w:type="firstRow">
       <w:tblPr>
         <w:jc w:val="left"/>
-        <w:tblInd w:w="0" w:type="dxa"/>
+        <w:tblInd w:type="dxa" w:w="0"/>
       </w:tblPr>
       <w:trPr>
         <w:jc w:val="left"/>
@@ -1022,14 +604,14 @@
       </w:tcPr>
     </w:tblStylePr>
   </w:style>
-  <w:style w:type="paragraph" w:customStyle="1" w:styleId="DefinitionTerm">
+  <w:style w:customStyle="1" w:styleId="DefinitionTerm" w:type="paragraph">
     <w:name w:val="Definition Term"/>
     <w:basedOn w:val="Normal"/>
     <w:next w:val="Definition"/>
     <w:pPr>
       <w:keepNext/>
       <w:keepLines/>
-      <w:spacing w:after="0" w:line="360" w:lineRule="auto"/>
+      <w:spacing w:after="0" w:line="288" w:lineRule="auto"/>
       <w:jc w:val="both"/>
     </w:pPr>
     <w:rPr>
@@ -1039,25 +621,25 @@
       <w:sz w:val="26"/>
     </w:rPr>
   </w:style>
-  <w:style w:type="paragraph" w:customStyle="1" w:styleId="Definition">
+  <w:style w:customStyle="1" w:styleId="Definition" w:type="paragraph">
     <w:name w:val="Definition"/>
     <w:basedOn w:val="Normal"/>
     <w:pPr>
-      <w:spacing w:line="360" w:lineRule="auto"/>
-      <w:jc w:val="both"/>
-    </w:pPr>
-    <w:rPr>
-      <w:rFonts w:ascii="Times New Roman" w:hAnsi="Times New Roman" w:eastAsia="Times New Roman"/>
-      <w:color w:val="000000"/>
-      <w:sz w:val="26"/>
-    </w:rPr>
-  </w:style>
-  <w:style w:type="paragraph" w:styleId="Caption">
+      <w:spacing w:line="288" w:lineRule="auto"/>
+      <w:jc w:val="both"/>
+    </w:pPr>
+    <w:rPr>
+      <w:rFonts w:ascii="Times New Roman" w:hAnsi="Times New Roman" w:eastAsia="Times New Roman"/>
+      <w:color w:val="000000"/>
+      <w:sz w:val="26"/>
+    </w:rPr>
+  </w:style>
+  <w:style w:styleId="Caption" w:type="paragraph">
     <w:name w:val="Caption"/>
     <w:basedOn w:val="Normal"/>
     <w:link w:val="BodyTextChar"/>
     <w:pPr>
-      <w:spacing w:before="0" w:after="120" w:line="360" w:lineRule="auto"/>
+      <w:spacing w:after="120" w:before="0" w:line="288" w:lineRule="auto"/>
       <w:jc w:val="both"/>
     </w:pPr>
     <w:rPr>
@@ -1067,61 +649,61 @@
       <w:sz w:val="26"/>
     </w:rPr>
   </w:style>
-  <w:style w:type="paragraph" w:customStyle="1" w:styleId="TableCaption">
+  <w:style w:customStyle="1" w:styleId="TableCaption" w:type="paragraph">
     <w:name w:val="Table Caption"/>
     <w:basedOn w:val="Caption"/>
     <w:pPr>
       <w:keepNext/>
-      <w:spacing w:line="360" w:lineRule="auto"/>
-      <w:jc w:val="both"/>
-    </w:pPr>
-    <w:rPr>
-      <w:rFonts w:ascii="Times New Roman" w:hAnsi="Times New Roman" w:eastAsia="Times New Roman"/>
-      <w:color w:val="000000"/>
-      <w:sz w:val="26"/>
-    </w:rPr>
-  </w:style>
-  <w:style w:type="paragraph" w:customStyle="1" w:styleId="ImageCaption">
+      <w:spacing w:line="288" w:lineRule="auto"/>
+      <w:jc w:val="both"/>
+    </w:pPr>
+    <w:rPr>
+      <w:rFonts w:ascii="Times New Roman" w:hAnsi="Times New Roman" w:eastAsia="Times New Roman"/>
+      <w:color w:val="000000"/>
+      <w:sz w:val="26"/>
+    </w:rPr>
+  </w:style>
+  <w:style w:customStyle="1" w:styleId="ImageCaption" w:type="paragraph">
     <w:name w:val="Image Caption"/>
     <w:basedOn w:val="Caption"/>
     <w:pPr>
-      <w:spacing w:line="360" w:lineRule="auto"/>
-      <w:jc w:val="both"/>
-    </w:pPr>
-    <w:rPr>
-      <w:rFonts w:ascii="Times New Roman" w:hAnsi="Times New Roman" w:eastAsia="Times New Roman"/>
-      <w:color w:val="000000"/>
-      <w:sz w:val="26"/>
-    </w:rPr>
-  </w:style>
-  <w:style w:type="paragraph" w:customStyle="1" w:styleId="Figure">
+      <w:spacing w:line="288" w:lineRule="auto"/>
+      <w:jc w:val="both"/>
+    </w:pPr>
+    <w:rPr>
+      <w:rFonts w:ascii="Times New Roman" w:hAnsi="Times New Roman" w:eastAsia="Times New Roman"/>
+      <w:color w:val="000000"/>
+      <w:sz w:val="26"/>
+    </w:rPr>
+  </w:style>
+  <w:style w:customStyle="1" w:styleId="Figure" w:type="paragraph">
     <w:name w:val="Figure"/>
     <w:basedOn w:val="Normal"/>
     <w:pPr>
-      <w:spacing w:line="360" w:lineRule="auto"/>
-      <w:jc w:val="both"/>
-    </w:pPr>
-    <w:rPr>
-      <w:rFonts w:ascii="Times New Roman" w:hAnsi="Times New Roman" w:eastAsia="Times New Roman"/>
-      <w:color w:val="000000"/>
-      <w:sz w:val="26"/>
-    </w:rPr>
-  </w:style>
-  <w:style w:type="paragraph" w:customStyle="1" w:styleId="CaptionedFigure">
+      <w:spacing w:line="288" w:lineRule="auto"/>
+      <w:jc w:val="both"/>
+    </w:pPr>
+    <w:rPr>
+      <w:rFonts w:ascii="Times New Roman" w:hAnsi="Times New Roman" w:eastAsia="Times New Roman"/>
+      <w:color w:val="000000"/>
+      <w:sz w:val="26"/>
+    </w:rPr>
+  </w:style>
+  <w:style w:customStyle="1" w:styleId="CaptionedFigure" w:type="paragraph">
     <w:name w:val="Captioned Figure"/>
     <w:basedOn w:val="Figure"/>
     <w:pPr>
       <w:keepNext/>
-      <w:spacing w:line="360" w:lineRule="auto"/>
-      <w:jc w:val="both"/>
-    </w:pPr>
-    <w:rPr>
-      <w:rFonts w:ascii="Times New Roman" w:hAnsi="Times New Roman" w:eastAsia="Times New Roman"/>
-      <w:color w:val="000000"/>
-      <w:sz w:val="26"/>
-    </w:rPr>
-  </w:style>
-  <w:style w:type="character" w:customStyle="1" w:styleId="BodyTextChar">
+      <w:spacing w:line="288" w:lineRule="auto"/>
+      <w:jc w:val="both"/>
+    </w:pPr>
+    <w:rPr>
+      <w:rFonts w:ascii="Times New Roman" w:hAnsi="Times New Roman" w:eastAsia="Times New Roman"/>
+      <w:color w:val="000000"/>
+      <w:sz w:val="26"/>
+    </w:rPr>
+  </w:style>
+  <w:style w:customStyle="1" w:styleId="BodyTextChar" w:type="character">
     <w:name w:val="Body Text Char"/>
     <w:basedOn w:val="DefaultParagraphFont"/>
     <w:link w:val="BodyText"/>
@@ -1131,7 +713,7 @@
       <w:sz w:val="26"/>
     </w:rPr>
   </w:style>
-  <w:style w:type="character" w:customStyle="1" w:styleId="VerbatimChar">
+  <w:style w:customStyle="1" w:styleId="VerbatimChar" w:type="character">
     <w:name w:val="Verbatim Char"/>
     <w:basedOn w:val="BodyTextChar"/>
     <w:rPr>
@@ -1140,7 +722,7 @@
       <w:sz w:val="26"/>
     </w:rPr>
   </w:style>
-  <w:style w:type="character" w:customStyle="1" w:styleId="SectionNumber">
+  <w:style w:customStyle="1" w:styleId="SectionNumber" w:type="character">
     <w:name w:val="Section Number"/>
     <w:basedOn w:val="BodyTextChar"/>
     <w:rPr>
@@ -1149,7 +731,7 @@
       <w:sz w:val="26"/>
     </w:rPr>
   </w:style>
-  <w:style w:type="character" w:styleId="FootnoteReference">
+  <w:style w:styleId="FootnoteReference" w:type="character">
     <w:name w:val="Footnote Reference"/>
     <w:basedOn w:val="BodyTextChar"/>
     <w:rPr>
@@ -1159,7 +741,7 @@
       <w:vertAlign w:val="superscript"/>
     </w:rPr>
   </w:style>
-  <w:style w:type="character" w:styleId="Hyperlink">
+  <w:style w:styleId="Hyperlink" w:type="character">
     <w:name w:val="Hyperlink"/>
     <w:basedOn w:val="BodyTextChar"/>
     <w:rPr>
@@ -1168,7 +750,7 @@
       <w:sz w:val="26"/>
     </w:rPr>
   </w:style>
-  <w:style w:type="paragraph" w:styleId="TOCHeading">
+  <w:style w:styleId="TOCHeading" w:type="paragraph">
     <w:name w:val="TOC Heading"/>
     <w:basedOn w:val="Heading1"/>
     <w:next w:val="BodyText"/>
@@ -1176,14 +758,323 @@
     <w:unhideWhenUsed/>
     <w:qFormat/>
     <w:pPr>
-      <w:spacing w:before="240" w:line="360" w:lineRule="auto"/>
+      <w:spacing w:before="240" w:line="288" w:lineRule="auto"/>
       <w:jc w:val="both"/>
       <w:outlineLvl w:val="9"/>
     </w:pPr>
     <w:rPr>
-      <w:rFonts w:asciiTheme="majorHAnsi" w:eastAsiaTheme="majorEastAsia" w:hAnsiTheme="majorHAnsi" w:cstheme="majorBidi" w:ascii="Times New Roman" w:hAnsi="Times New Roman" w:eastAsia="Times New Roman"/>
+      <w:rFonts w:asciiTheme="majorHAnsi" w:cstheme="majorBidi" w:eastAsiaTheme="majorEastAsia" w:hAnsiTheme="majorHAnsi" w:ascii="Times New Roman" w:hAnsi="Times New Roman" w:eastAsia="Times New Roman"/>
       <w:b w:val="0"/>
       <w:bCs w:val="0"/>
+      <w:color w:val="000000"/>
+      <w:sz w:val="26"/>
+    </w:rPr>
+  </w:style>
+  <w:style w:type="paragraph" w:customStyle="1" w:styleId="SourceCode">
+    <w:name w:val="Source Code"/>
+    <w:basedOn w:val="Normal"/>
+    <w:link w:val="VerbatimChar"/>
+    <w:pPr>
+      <w:wordWrap w:val="off"/>
+      <w:spacing w:line="288" w:lineRule="auto"/>
+      <w:jc w:val="both"/>
+    </w:pPr>
+    <w:rPr>
+      <w:rFonts w:ascii="Times New Roman" w:hAnsi="Times New Roman" w:eastAsia="Times New Roman"/>
+      <w:color w:val="000000"/>
+      <w:sz w:val="26"/>
+    </w:rPr>
+  </w:style>
+  <w:style w:type="character" w:customStyle="1" w:styleId="KeywordTok">
+    <w:name w:val="KeywordTok"/>
+    <w:basedOn w:val="VerbatimChar"/>
+    <w:rPr>
+      <w:rFonts w:ascii="Times New Roman" w:hAnsi="Times New Roman" w:eastAsia="Times New Roman"/>
+      <w:b/>
+      <w:color w:val="000000"/>
+      <w:sz w:val="26"/>
+    </w:rPr>
+  </w:style>
+  <w:style w:type="character" w:customStyle="1" w:styleId="DataTypeTok">
+    <w:name w:val="DataTypeTok"/>
+    <w:basedOn w:val="VerbatimChar"/>
+    <w:rPr>
+      <w:rFonts w:ascii="Times New Roman" w:hAnsi="Times New Roman" w:eastAsia="Times New Roman"/>
+      <w:color w:val="000000"/>
+      <w:sz w:val="26"/>
+    </w:rPr>
+  </w:style>
+  <w:style w:type="character" w:customStyle="1" w:styleId="DecValTok">
+    <w:name w:val="DecValTok"/>
+    <w:basedOn w:val="VerbatimChar"/>
+    <w:rPr>
+      <w:rFonts w:ascii="Times New Roman" w:hAnsi="Times New Roman" w:eastAsia="Times New Roman"/>
+      <w:color w:val="000000"/>
+      <w:sz w:val="26"/>
+    </w:rPr>
+  </w:style>
+  <w:style w:type="character" w:customStyle="1" w:styleId="BaseNTok">
+    <w:name w:val="BaseNTok"/>
+    <w:basedOn w:val="VerbatimChar"/>
+    <w:rPr>
+      <w:rFonts w:ascii="Times New Roman" w:hAnsi="Times New Roman" w:eastAsia="Times New Roman"/>
+      <w:color w:val="000000"/>
+      <w:sz w:val="26"/>
+    </w:rPr>
+  </w:style>
+  <w:style w:type="character" w:customStyle="1" w:styleId="FloatTok">
+    <w:name w:val="FloatTok"/>
+    <w:basedOn w:val="VerbatimChar"/>
+    <w:rPr>
+      <w:rFonts w:ascii="Times New Roman" w:hAnsi="Times New Roman" w:eastAsia="Times New Roman"/>
+      <w:color w:val="000000"/>
+      <w:sz w:val="26"/>
+    </w:rPr>
+  </w:style>
+  <w:style w:type="character" w:customStyle="1" w:styleId="ConstantTok">
+    <w:name w:val="ConstantTok"/>
+    <w:basedOn w:val="VerbatimChar"/>
+    <w:rPr>
+      <w:rFonts w:ascii="Times New Roman" w:hAnsi="Times New Roman" w:eastAsia="Times New Roman"/>
+      <w:color w:val="000000"/>
+      <w:sz w:val="26"/>
+    </w:rPr>
+  </w:style>
+  <w:style w:type="character" w:customStyle="1" w:styleId="CharTok">
+    <w:name w:val="CharTok"/>
+    <w:basedOn w:val="VerbatimChar"/>
+    <w:rPr>
+      <w:rFonts w:ascii="Times New Roman" w:hAnsi="Times New Roman" w:eastAsia="Times New Roman"/>
+      <w:color w:val="000000"/>
+      <w:sz w:val="26"/>
+    </w:rPr>
+  </w:style>
+  <w:style w:type="character" w:customStyle="1" w:styleId="SpecialCharTok">
+    <w:name w:val="SpecialCharTok"/>
+    <w:basedOn w:val="VerbatimChar"/>
+    <w:rPr>
+      <w:rFonts w:ascii="Times New Roman" w:hAnsi="Times New Roman" w:eastAsia="Times New Roman"/>
+      <w:color w:val="000000"/>
+      <w:sz w:val="26"/>
+    </w:rPr>
+  </w:style>
+  <w:style w:type="character" w:customStyle="1" w:styleId="StringTok">
+    <w:name w:val="StringTok"/>
+    <w:basedOn w:val="VerbatimChar"/>
+    <w:rPr>
+      <w:rFonts w:ascii="Times New Roman" w:hAnsi="Times New Roman" w:eastAsia="Times New Roman"/>
+      <w:color w:val="000000"/>
+      <w:sz w:val="26"/>
+    </w:rPr>
+  </w:style>
+  <w:style w:type="character" w:customStyle="1" w:styleId="VerbatimStringTok">
+    <w:name w:val="VerbatimStringTok"/>
+    <w:basedOn w:val="VerbatimChar"/>
+    <w:rPr>
+      <w:rFonts w:ascii="Times New Roman" w:hAnsi="Times New Roman" w:eastAsia="Times New Roman"/>
+      <w:color w:val="000000"/>
+      <w:sz w:val="26"/>
+    </w:rPr>
+  </w:style>
+  <w:style w:type="character" w:customStyle="1" w:styleId="SpecialStringTok">
+    <w:name w:val="SpecialStringTok"/>
+    <w:basedOn w:val="VerbatimChar"/>
+    <w:rPr>
+      <w:rFonts w:ascii="Times New Roman" w:hAnsi="Times New Roman" w:eastAsia="Times New Roman"/>
+      <w:color w:val="000000"/>
+      <w:sz w:val="26"/>
+    </w:rPr>
+  </w:style>
+  <w:style w:type="character" w:customStyle="1" w:styleId="ImportTok">
+    <w:name w:val="ImportTok"/>
+    <w:basedOn w:val="VerbatimChar"/>
+    <w:rPr>
+      <w:rFonts w:ascii="Times New Roman" w:hAnsi="Times New Roman" w:eastAsia="Times New Roman"/>
+      <w:b/>
+      <w:color w:val="000000"/>
+      <w:sz w:val="26"/>
+    </w:rPr>
+  </w:style>
+  <w:style w:type="character" w:customStyle="1" w:styleId="CommentTok">
+    <w:name w:val="CommentTok"/>
+    <w:basedOn w:val="VerbatimChar"/>
+    <w:rPr>
+      <w:rFonts w:ascii="Times New Roman" w:hAnsi="Times New Roman" w:eastAsia="Times New Roman"/>
+      <w:i/>
+      <w:color w:val="000000"/>
+      <w:sz w:val="26"/>
+    </w:rPr>
+  </w:style>
+  <w:style w:type="character" w:customStyle="1" w:styleId="DocumentationTok">
+    <w:name w:val="DocumentationTok"/>
+    <w:basedOn w:val="VerbatimChar"/>
+    <w:rPr>
+      <w:rFonts w:ascii="Times New Roman" w:hAnsi="Times New Roman" w:eastAsia="Times New Roman"/>
+      <w:i/>
+      <w:color w:val="000000"/>
+      <w:sz w:val="26"/>
+    </w:rPr>
+  </w:style>
+  <w:style w:type="character" w:customStyle="1" w:styleId="AnnotationTok">
+    <w:name w:val="AnnotationTok"/>
+    <w:basedOn w:val="VerbatimChar"/>
+    <w:rPr>
+      <w:rFonts w:ascii="Times New Roman" w:hAnsi="Times New Roman" w:eastAsia="Times New Roman"/>
+      <w:b/>
+      <w:i/>
+      <w:color w:val="000000"/>
+      <w:sz w:val="26"/>
+    </w:rPr>
+  </w:style>
+  <w:style w:type="character" w:customStyle="1" w:styleId="CommentVarTok">
+    <w:name w:val="CommentVarTok"/>
+    <w:basedOn w:val="VerbatimChar"/>
+    <w:rPr>
+      <w:rFonts w:ascii="Times New Roman" w:hAnsi="Times New Roman" w:eastAsia="Times New Roman"/>
+      <w:b/>
+      <w:i/>
+      <w:color w:val="000000"/>
+      <w:sz w:val="26"/>
+    </w:rPr>
+  </w:style>
+  <w:style w:type="character" w:customStyle="1" w:styleId="OtherTok">
+    <w:name w:val="OtherTok"/>
+    <w:basedOn w:val="VerbatimChar"/>
+    <w:rPr>
+      <w:rFonts w:ascii="Times New Roman" w:hAnsi="Times New Roman" w:eastAsia="Times New Roman"/>
+      <w:color w:val="000000"/>
+      <w:sz w:val="26"/>
+    </w:rPr>
+  </w:style>
+  <w:style w:type="character" w:customStyle="1" w:styleId="FunctionTok">
+    <w:name w:val="FunctionTok"/>
+    <w:basedOn w:val="VerbatimChar"/>
+    <w:rPr>
+      <w:rFonts w:ascii="Times New Roman" w:hAnsi="Times New Roman" w:eastAsia="Times New Roman"/>
+      <w:color w:val="000000"/>
+      <w:sz w:val="26"/>
+    </w:rPr>
+  </w:style>
+  <w:style w:type="character" w:customStyle="1" w:styleId="VariableTok">
+    <w:name w:val="VariableTok"/>
+    <w:basedOn w:val="VerbatimChar"/>
+    <w:rPr>
+      <w:rFonts w:ascii="Times New Roman" w:hAnsi="Times New Roman" w:eastAsia="Times New Roman"/>
+      <w:color w:val="000000"/>
+      <w:sz w:val="26"/>
+    </w:rPr>
+  </w:style>
+  <w:style w:type="character" w:customStyle="1" w:styleId="ControlFlowTok">
+    <w:name w:val="ControlFlowTok"/>
+    <w:basedOn w:val="VerbatimChar"/>
+    <w:rPr>
+      <w:rFonts w:ascii="Times New Roman" w:hAnsi="Times New Roman" w:eastAsia="Times New Roman"/>
+      <w:b/>
+      <w:color w:val="000000"/>
+      <w:sz w:val="26"/>
+    </w:rPr>
+  </w:style>
+  <w:style w:type="character" w:customStyle="1" w:styleId="OperatorTok">
+    <w:name w:val="OperatorTok"/>
+    <w:basedOn w:val="VerbatimChar"/>
+    <w:rPr>
+      <w:rFonts w:ascii="Times New Roman" w:hAnsi="Times New Roman" w:eastAsia="Times New Roman"/>
+      <w:color w:val="000000"/>
+      <w:sz w:val="26"/>
+    </w:rPr>
+  </w:style>
+  <w:style w:type="character" w:customStyle="1" w:styleId="BuiltInTok">
+    <w:name w:val="BuiltInTok"/>
+    <w:basedOn w:val="VerbatimChar"/>
+    <w:rPr>
+      <w:rFonts w:ascii="Times New Roman" w:hAnsi="Times New Roman" w:eastAsia="Times New Roman"/>
+      <w:color w:val="000000"/>
+      <w:sz w:val="26"/>
+    </w:rPr>
+  </w:style>
+  <w:style w:type="character" w:customStyle="1" w:styleId="ExtensionTok">
+    <w:name w:val="ExtensionTok"/>
+    <w:basedOn w:val="VerbatimChar"/>
+    <w:rPr>
+      <w:rFonts w:ascii="Times New Roman" w:hAnsi="Times New Roman" w:eastAsia="Times New Roman"/>
+      <w:color w:val="000000"/>
+      <w:sz w:val="26"/>
+    </w:rPr>
+  </w:style>
+  <w:style w:type="character" w:customStyle="1" w:styleId="PreprocessorTok">
+    <w:name w:val="PreprocessorTok"/>
+    <w:basedOn w:val="VerbatimChar"/>
+    <w:rPr>
+      <w:rFonts w:ascii="Times New Roman" w:hAnsi="Times New Roman" w:eastAsia="Times New Roman"/>
+      <w:color w:val="000000"/>
+      <w:sz w:val="26"/>
+    </w:rPr>
+  </w:style>
+  <w:style w:type="character" w:customStyle="1" w:styleId="AttributeTok">
+    <w:name w:val="AttributeTok"/>
+    <w:basedOn w:val="VerbatimChar"/>
+    <w:rPr>
+      <w:rFonts w:ascii="Times New Roman" w:hAnsi="Times New Roman" w:eastAsia="Times New Roman"/>
+      <w:color w:val="000000"/>
+      <w:sz w:val="26"/>
+    </w:rPr>
+  </w:style>
+  <w:style w:type="character" w:customStyle="1" w:styleId="RegionMarkerTok">
+    <w:name w:val="RegionMarkerTok"/>
+    <w:basedOn w:val="VerbatimChar"/>
+    <w:rPr>
+      <w:rFonts w:ascii="Times New Roman" w:hAnsi="Times New Roman" w:eastAsia="Times New Roman"/>
+      <w:color w:val="000000"/>
+      <w:sz w:val="26"/>
+    </w:rPr>
+  </w:style>
+  <w:style w:type="character" w:customStyle="1" w:styleId="InformationTok">
+    <w:name w:val="InformationTok"/>
+    <w:basedOn w:val="VerbatimChar"/>
+    <w:rPr>
+      <w:rFonts w:ascii="Times New Roman" w:hAnsi="Times New Roman" w:eastAsia="Times New Roman"/>
+      <w:b/>
+      <w:i/>
+      <w:color w:val="000000"/>
+      <w:sz w:val="26"/>
+    </w:rPr>
+  </w:style>
+  <w:style w:type="character" w:customStyle="1" w:styleId="WarningTok">
+    <w:name w:val="WarningTok"/>
+    <w:basedOn w:val="VerbatimChar"/>
+    <w:rPr>
+      <w:rFonts w:ascii="Times New Roman" w:hAnsi="Times New Roman" w:eastAsia="Times New Roman"/>
+      <w:b/>
+      <w:i/>
+      <w:color w:val="000000"/>
+      <w:sz w:val="26"/>
+    </w:rPr>
+  </w:style>
+  <w:style w:type="character" w:customStyle="1" w:styleId="AlertTok">
+    <w:name w:val="AlertTok"/>
+    <w:basedOn w:val="VerbatimChar"/>
+    <w:rPr>
+      <w:rFonts w:ascii="Times New Roman" w:hAnsi="Times New Roman" w:eastAsia="Times New Roman"/>
+      <w:b/>
+      <w:color w:val="000000"/>
+      <w:sz w:val="26"/>
+    </w:rPr>
+  </w:style>
+  <w:style w:type="character" w:customStyle="1" w:styleId="ErrorTok">
+    <w:name w:val="ErrorTok"/>
+    <w:basedOn w:val="VerbatimChar"/>
+    <w:rPr>
+      <w:rFonts w:ascii="Times New Roman" w:hAnsi="Times New Roman" w:eastAsia="Times New Roman"/>
+      <w:b/>
+      <w:color w:val="000000"/>
+      <w:sz w:val="26"/>
+    </w:rPr>
+  </w:style>
+  <w:style w:type="character" w:customStyle="1" w:styleId="NormalTok">
+    <w:name w:val="NormalTok"/>
+    <w:basedOn w:val="VerbatimChar"/>
+    <w:rPr>
+      <w:rFonts w:ascii="Times New Roman" w:hAnsi="Times New Roman" w:eastAsia="Times New Roman"/>
       <w:color w:val="000000"/>
       <w:sz w:val="26"/>
     </w:rPr>
